--- a/Shareholders_Agreement_REDLINE_SUMMARY.docx
+++ b/Shareholders_Agreement_REDLINE_SUMMARY.docx
@@ -28,7 +28,7 @@
           <w:i/>
           <w:color w:val="555555"/>
         </w:rPr>
-        <w:t>This summary maps the five issues raised by Party A (BeNatureBioLab / BNBL HQ) to the affected articles, with the original language, the proposed revised language, and the rationale. Full text is in Shareholders_Agreement_REVISED_v2_BNBL.docx.</w:t>
+        <w:t>This summary maps the five issues raised by Party A (BeNatureBioLab / BNBL HQ), plus follow-up legal refinements (revocable→terminable, 51% termination, Technical vs Commercial data, §83(b) tax, arm's-length royalty, Schedule A confidentiality), to the affected articles, with the original language, the proposed revised language, and the rationale. Full text is in Shareholders_Agreement_REVISED_v2_BNBL.docx and IP_License_Agreement_DRAFT_v1_BNBL.docx.</w:t>
       </w:r>
     </w:p>
     <w:p>
@@ -193,7 +193,7 @@
           </w:tcPr>
           <w:p>
             <w:r>
-              <w:t>2.1: BNBL equity is NOT consideration for any IP assignment; contribution is cash/services only; Background IP made available solely under a separate IP License Agreement. 5.1: Background IP (HME-DDS platform, patents, process conditions, formulation know-how) not contributed/assigned. 5.2: limited, non-exclusive, non-transferable, non-sublicensable, royalty-bearing, REVOCABLE license, field/territory/term governed by a separate IP License Agreement which prevails; terminates on dissolution, on IP License termination, or on A&lt;51%.</w:t>
+              <w:t>2.1: BNBL equity is NOT consideration for any IP assignment; contribution is cash/services only; Background IP made available solely under a separate IP License Agreement. 5.1: Background IP (HME-DDS platform, patents, process conditions, formulation know-how) not contributed/assigned. 5.2: limited, non-exclusive, non-transferable, non-sublicensable, royalty-bearing license TERMINABLE ONLY UPON SPECIFIED EVENTS (not revocable at will); field/territory/term governed by a separate IP License Agreement which prevails; terminates on dissolution, on IP License termination per its terms, or on a reduction below 51% that occurs WITHOUT BNBL's prior written approval (continues for BNBL-approved investment / partnership / financing / IPO / restructuring).</w:t>
             </w:r>
           </w:p>
         </w:tc>
@@ -290,7 +290,7 @@
           </w:tcPr>
           <w:p>
             <w:r>
-              <w:t>5.3(a) Improvements: all results/data/process conditions/formulation know-how/derivatives based on, derived from, incorporating, or not developable without Background IP are owned exclusively by Party A (Company and Parties assign to A); Company gets a license within field/territory under the IP License Agreement. 5.3(b) Independent Foreground IP (truly independent of Background IP) owned by Company.</w:t>
+              <w:t>5.3(a) Technical Improvements (formulation/process/stability/BA-efficacy data, know-how, derivatives based on or not developable without Background IP) owned exclusively by Party A; Company gets a field/territory license under the IP License Agreement. 5.3(b) Commercial Data (customer lists, sales/distribution data, distributor &amp; market feedback, market-access data) owned by the Company, with Party A holding a perpetual royalty-free access/use right for internal business, regulatory, investment &amp; strategic purposes; regulatory filing data allocated case-by-case. 5.3(c) Independent Foreground IP (independent of Background IP) owned by Company.</w:t>
             </w:r>
           </w:p>
         </w:tc>
@@ -315,7 +315,7 @@
           </w:tcPr>
           <w:p>
             <w:r>
-              <w:t>Separates BNBL-derived improvements from genuinely independent NewCo IP; reduces disputes and gives a clean IP chain of title for investor due diligence.</w:t>
+              <w:t>Splits TECHNICAL data (BNBL) from COMMERCIAL data (NewCo + BNBL access) so customer/sales data is not swept into BNBL ownership; clean IP chain of title for due diligence.</w:t>
             </w:r>
           </w:p>
         </w:tc>
@@ -328,7 +328,7 @@
           <w:b/>
           <w:sz w:val="21"/>
         </w:rPr>
-        <w:t>Issue 4 — Non-compete field/territory + carve-out   (Art. 7.1 &amp; new 7.1.1)</w:t>
+        <w:t>Issue 4 — Restrictive covenants (scope down non-compete)   (Art. 7 (retitled) — 7.1, 7.1.1, 7.4, 7.5, 7.6)</w:t>
       </w:r>
     </w:p>
     <w:tbl>
@@ -361,7 +361,7 @@
           </w:tcPr>
           <w:p>
             <w:r>
-              <w:t>“…participate in any business that competes with the Company's business within [the United States and the Republic of Korea].”</w:t>
+              <w:t>Art. 7 broad non-compete: “…participate in any business that competes with the Company's business within [the United States and the Republic of Korea].”</w:t>
             </w:r>
           </w:p>
         </w:tc>
@@ -387,7 +387,7 @@
           </w:tcPr>
           <w:p>
             <w:r>
-              <w:t>7.1: restriction limited to the agreed FIELD OF USE and TERRITORY only. 7.1.1 Carve-Outs: does not restrict (a) BNBL and affiliates' existing/future business, partnerships, JVs, licensing in Korea/U.S./elsewhere; (b) any BNBL business outside the field/territory; (c) BNBL's use/licensing/development of its Background IP and Improvements.</w:t>
+              <w:t>Article retitled RESTRICTIVE COVENANTS. Primary reliance shifted to confidentiality, non-solicitation, NON-CIRCUMVENTION (7.4), and IP-protection covenants (7.5: no unauthorized use, no reverse engineering, no IP challenge). 7.1 non-compete narrowed to the agreed FIELD OF USE / TERRITORY and applies 'only to the extent enforceable under applicable law.' 7.1.1 Carve-Outs preserve BNBL &amp; affiliates' existing/future business, partnerships, JVs, licensing in KR/US/elsewhere.</w:t>
             </w:r>
           </w:p>
         </w:tc>
@@ -412,7 +412,7 @@
           </w:tcPr>
           <w:p>
             <w:r>
-              <w:t>Prevents the non-compete from sweeping in BNBL HQ's existing/global business and future JVs; scopes it to the NewCo's actual field.</w:t>
+              <w:t>U.S. non-competes are increasingly unenforceable (state-by-state / FTC scrutiny, cf. NRS Ch. 613). Relying on NDA / non-solicit / non-circumvention / IP-protection is more durable while still protecting BNBL's tech, customers, partners and investors.</w:t>
             </w:r>
           </w:p>
         </w:tc>
@@ -704,6 +704,297 @@
           <w:p>
             <w:r>
               <w:t>Establishes the control structure BNBL needs as parent for its roadmap, Series A diligence, future IPO, and possible separate U.S. partnerships.</w:t>
+            </w:r>
+          </w:p>
+        </w:tc>
+      </w:tr>
+    </w:tbl>
+    <w:p/>
+    <w:p>
+      <w:r>
+        <w:rPr>
+          <w:b/>
+          <w:sz w:val="21"/>
+        </w:rPr>
+        <w:t>Refinement 6 — Service-equity tax (Section 83(b))   (Art. 3.4 (new))</w:t>
+      </w:r>
+    </w:p>
+    <w:tbl>
+      <w:tblPr>
+        <w:tblStyle w:val="TableGrid"/>
+        <w:tblW w:type="auto" w:w="0"/>
+        <w:tblLook w:firstColumn="1" w:firstRow="1" w:lastColumn="0" w:lastRow="0" w:noHBand="0" w:noVBand="1" w:val="04A0"/>
+      </w:tblPr>
+      <w:tblGrid>
+        <w:gridCol w:w="4320"/>
+        <w:gridCol w:w="4320"/>
+      </w:tblGrid>
+      <w:tr>
+        <w:tc>
+          <w:tcPr>
+            <w:tcW w:type="dxa" w:w="4320"/>
+          </w:tcPr>
+          <w:p>
+            <w:r>
+              <w:rPr>
+                <w:b/>
+              </w:rPr>
+              <w:t>Original (v1)</w:t>
+            </w:r>
+          </w:p>
+        </w:tc>
+        <w:tc>
+          <w:tcPr>
+            <w:tcW w:type="dxa" w:w="4320"/>
+          </w:tcPr>
+          <w:p>
+            <w:r>
+              <w:t>No tax provision.</w:t>
+            </w:r>
+          </w:p>
+        </w:tc>
+      </w:tr>
+      <w:tr>
+        <w:tc>
+          <w:tcPr>
+            <w:tcW w:type="dxa" w:w="4320"/>
+          </w:tcPr>
+          <w:p>
+            <w:r>
+              <w:rPr>
+                <w:b/>
+                <w:color w:val="C00000"/>
+              </w:rPr>
+              <w:t>Revised (v2)</w:t>
+            </w:r>
+          </w:p>
+        </w:tc>
+        <w:tc>
+          <w:tcPr>
+            <w:tcW w:type="dxa" w:w="4320"/>
+          </w:tcPr>
+          <w:p>
+            <w:r>
+              <w:t>Each vesting equity holder is solely responsible for consulting their own tax advisor on any IRC §83(b) election (generally due within 30 days of restricted-equity transfer); neither BNBL nor the Company is responsible for tax consequences of a failure to elect, and the Company gives no tax advice.</w:t>
+            </w:r>
+          </w:p>
+        </w:tc>
+      </w:tr>
+      <w:tr>
+        <w:tc>
+          <w:tcPr>
+            <w:tcW w:type="dxa" w:w="4320"/>
+          </w:tcPr>
+          <w:p>
+            <w:r>
+              <w:rPr>
+                <w:b/>
+              </w:rPr>
+              <w:t>Rationale</w:t>
+            </w:r>
+          </w:p>
+        </w:tc>
+        <w:tc>
+          <w:tcPr>
+            <w:tcW w:type="dxa" w:w="4320"/>
+          </w:tcPr>
+          <w:p>
+            <w:r>
+              <w:t>Allocates U.S. personal tax responsibility to B/C; protects BNBL/Company from §83(b) exposure.</w:t>
+            </w:r>
+          </w:p>
+        </w:tc>
+      </w:tr>
+    </w:tbl>
+    <w:p/>
+    <w:p>
+      <w:r>
+        <w:rPr>
+          <w:b/>
+          <w:sz w:val="21"/>
+        </w:rPr>
+        <w:t>Refinement 7 — Royalty on arm's-length basis   (IP License Art. 4.1)</w:t>
+      </w:r>
+    </w:p>
+    <w:tbl>
+      <w:tblPr>
+        <w:tblStyle w:val="TableGrid"/>
+        <w:tblW w:type="auto" w:w="0"/>
+        <w:tblLook w:firstColumn="1" w:firstRow="1" w:lastColumn="0" w:lastRow="0" w:noHBand="0" w:noVBand="1" w:val="04A0"/>
+      </w:tblPr>
+      <w:tblGrid>
+        <w:gridCol w:w="4320"/>
+        <w:gridCol w:w="4320"/>
+      </w:tblGrid>
+      <w:tr>
+        <w:tc>
+          <w:tcPr>
+            <w:tcW w:type="dxa" w:w="4320"/>
+          </w:tcPr>
+          <w:p>
+            <w:r>
+              <w:rPr>
+                <w:b/>
+              </w:rPr>
+              <w:t>Original (v1)</w:t>
+            </w:r>
+          </w:p>
+        </w:tc>
+        <w:tc>
+          <w:tcPr>
+            <w:tcW w:type="dxa" w:w="4320"/>
+          </w:tcPr>
+          <w:p>
+            <w:r>
+              <w:t>Royalty rate left blank with no standard.</w:t>
+            </w:r>
+          </w:p>
+        </w:tc>
+      </w:tr>
+      <w:tr>
+        <w:tc>
+          <w:tcPr>
+            <w:tcW w:type="dxa" w:w="4320"/>
+          </w:tcPr>
+          <w:p>
+            <w:r>
+              <w:rPr>
+                <w:b/>
+                <w:color w:val="C00000"/>
+              </w:rPr>
+              <w:t>Revised (v2)</w:t>
+            </w:r>
+          </w:p>
+        </w:tc>
+        <w:tc>
+          <w:tcPr>
+            <w:tcW w:type="dxa" w:w="4320"/>
+          </w:tcPr>
+          <w:p>
+            <w:r>
+              <w:t>Royalty determined on an ARM'S-LENGTH basis and adjustable by mutual written agreement based on tax / transfer-pricing / regulatory advice, to comply with related-party transfer-pricing requirements (KR parent ↔ US sub).</w:t>
+            </w:r>
+          </w:p>
+        </w:tc>
+      </w:tr>
+      <w:tr>
+        <w:tc>
+          <w:tcPr>
+            <w:tcW w:type="dxa" w:w="4320"/>
+          </w:tcPr>
+          <w:p>
+            <w:r>
+              <w:rPr>
+                <w:b/>
+              </w:rPr>
+              <w:t>Rationale</w:t>
+            </w:r>
+          </w:p>
+        </w:tc>
+        <w:tc>
+          <w:tcPr>
+            <w:tcW w:type="dxa" w:w="4320"/>
+          </w:tcPr>
+          <w:p>
+            <w:r>
+              <w:t>Avoids an arbitrary rate that fails transfer-pricing review or investor due diligence (cf. US–Korea tax treaty).</w:t>
+            </w:r>
+          </w:p>
+        </w:tc>
+      </w:tr>
+    </w:tbl>
+    <w:p/>
+    <w:p>
+      <w:r>
+        <w:rPr>
+          <w:b/>
+          <w:sz w:val="21"/>
+        </w:rPr>
+        <w:t>Refinement 8 — Schedule A confidentiality   (IP License Schedule A)</w:t>
+      </w:r>
+    </w:p>
+    <w:tbl>
+      <w:tblPr>
+        <w:tblStyle w:val="TableGrid"/>
+        <w:tblW w:type="auto" w:w="0"/>
+        <w:tblLook w:firstColumn="1" w:firstRow="1" w:lastColumn="0" w:lastRow="0" w:noHBand="0" w:noVBand="1" w:val="04A0"/>
+      </w:tblPr>
+      <w:tblGrid>
+        <w:gridCol w:w="4320"/>
+        <w:gridCol w:w="4320"/>
+      </w:tblGrid>
+      <w:tr>
+        <w:tc>
+          <w:tcPr>
+            <w:tcW w:type="dxa" w:w="4320"/>
+          </w:tcPr>
+          <w:p>
+            <w:r>
+              <w:rPr>
+                <w:b/>
+              </w:rPr>
+              <w:t>Original (v1)</w:t>
+            </w:r>
+          </w:p>
+        </w:tc>
+        <w:tc>
+          <w:tcPr>
+            <w:tcW w:type="dxa" w:w="4320"/>
+          </w:tcPr>
+          <w:p>
+            <w:r>
+              <w:t>Schedule A invited describing process conditions / formulation know-how / trade secrets.</w:t>
+            </w:r>
+          </w:p>
+        </w:tc>
+      </w:tr>
+      <w:tr>
+        <w:tc>
+          <w:tcPr>
+            <w:tcW w:type="dxa" w:w="4320"/>
+          </w:tcPr>
+          <w:p>
+            <w:r>
+              <w:rPr>
+                <w:b/>
+                <w:color w:val="C00000"/>
+              </w:rPr>
+              <w:t>Revised (v2)</w:t>
+            </w:r>
+          </w:p>
+        </w:tc>
+        <w:tc>
+          <w:tcPr>
+            <w:tcW w:type="dxa" w:w="4320"/>
+          </w:tcPr>
+          <w:p>
+            <w:r>
+              <w:t>No confidential technical content set out in Schedule A; process conditions, know-how, and trade secrets identified BY REFERENCE ONLY and held in a separately controlled Confidential Technical File, disclosed on a need-to-know basis under the confidentiality terms.</w:t>
+            </w:r>
+          </w:p>
+        </w:tc>
+      </w:tr>
+      <w:tr>
+        <w:tc>
+          <w:tcPr>
+            <w:tcW w:type="dxa" w:w="4320"/>
+          </w:tcPr>
+          <w:p>
+            <w:r>
+              <w:rPr>
+                <w:b/>
+              </w:rPr>
+              <w:t>Rationale</w:t>
+            </w:r>
+          </w:p>
+        </w:tc>
+        <w:tc>
+          <w:tcPr>
+            <w:tcW w:type="dxa" w:w="4320"/>
+          </w:tcPr>
+          <w:p>
+            <w:r>
+              <w:t>Writing trade secrets into a circulated contract can destroy trade-secret status; reference-only preserves protection.</w:t>
             </w:r>
           </w:p>
         </w:tc>

--- a/Shareholders_Agreement_REDLINE_SUMMARY.docx
+++ b/Shareholders_Agreement_REDLINE_SUMMARY.docx
@@ -1007,6 +1007,588 @@
           <w:b/>
           <w:sz w:val="21"/>
         </w:rPr>
+        <w:t>Refinement 9 — Acceleration vs milestone vesting   (SHA Art. 3.3)</w:t>
+      </w:r>
+    </w:p>
+    <w:tbl>
+      <w:tblPr>
+        <w:tblStyle w:val="TableGrid"/>
+        <w:tblW w:type="auto" w:w="0"/>
+        <w:tblLook w:firstColumn="1" w:firstRow="1" w:lastColumn="0" w:lastRow="0" w:noHBand="0" w:noVBand="1" w:val="04A0"/>
+      </w:tblPr>
+      <w:tblGrid>
+        <w:gridCol w:w="4320"/>
+        <w:gridCol w:w="4320"/>
+      </w:tblGrid>
+      <w:tr>
+        <w:tc>
+          <w:tcPr>
+            <w:tcW w:type="dxa" w:w="4320"/>
+          </w:tcPr>
+          <w:p>
+            <w:r>
+              <w:rPr>
+                <w:b/>
+              </w:rPr>
+              <w:t>Original (v1)</w:t>
+            </w:r>
+          </w:p>
+        </w:tc>
+        <w:tc>
+          <w:tcPr>
+            <w:tcW w:type="dxa" w:w="4320"/>
+          </w:tcPr>
+          <w:p>
+            <w:r>
+              <w:t>Acceleration triggered by Change of Control OR termination other than for cause OR all-Parties agreement — could fully vest B/C regardless of milestones.</w:t>
+            </w:r>
+          </w:p>
+        </w:tc>
+      </w:tr>
+      <w:tr>
+        <w:tc>
+          <w:tcPr>
+            <w:tcW w:type="dxa" w:w="4320"/>
+          </w:tcPr>
+          <w:p>
+            <w:r>
+              <w:rPr>
+                <w:b/>
+                <w:color w:val="C00000"/>
+              </w:rPr>
+              <w:t>Revised (v2)</w:t>
+            </w:r>
+          </w:p>
+        </w:tc>
+        <w:tc>
+          <w:tcPr>
+            <w:tcW w:type="dxa" w:w="4320"/>
+          </w:tcPr>
+          <w:p>
+            <w:r>
+              <w:t>No acceleration of B/C vesting unless Party A approves in writing; Change-of-Control acceleration limited to a Party A-approved transaction and DOUBLE-TRIGGER (approved CoC + role termination/material reduction); does not override milestone conditions in 3.1(d).</w:t>
+            </w:r>
+          </w:p>
+        </w:tc>
+      </w:tr>
+      <w:tr>
+        <w:tc>
+          <w:tcPr>
+            <w:tcW w:type="dxa" w:w="4320"/>
+          </w:tcPr>
+          <w:p>
+            <w:r>
+              <w:rPr>
+                <w:b/>
+              </w:rPr>
+              <w:t>Rationale</w:t>
+            </w:r>
+          </w:p>
+        </w:tc>
+        <w:tc>
+          <w:tcPr>
+            <w:tcW w:type="dxa" w:w="4320"/>
+          </w:tcPr>
+          <w:p>
+            <w:r>
+              <w:t>Removes conflict with milestone-linked vesting; prevents B/C from full-vesting on departure without meeting milestones.</w:t>
+            </w:r>
+          </w:p>
+        </w:tc>
+      </w:tr>
+    </w:tbl>
+    <w:p/>
+    <w:p>
+      <w:r>
+        <w:rPr>
+          <w:b/>
+          <w:sz w:val="21"/>
+        </w:rPr>
+        <w:t>Refinement 10 — Board quorum / Party A presence   (SHA Art. 4.3)</w:t>
+      </w:r>
+    </w:p>
+    <w:tbl>
+      <w:tblPr>
+        <w:tblStyle w:val="TableGrid"/>
+        <w:tblW w:type="auto" w:w="0"/>
+        <w:tblLook w:firstColumn="1" w:firstRow="1" w:lastColumn="0" w:lastRow="0" w:noHBand="0" w:noVBand="1" w:val="04A0"/>
+      </w:tblPr>
+      <w:tblGrid>
+        <w:gridCol w:w="4320"/>
+        <w:gridCol w:w="4320"/>
+      </w:tblGrid>
+      <w:tr>
+        <w:tc>
+          <w:tcPr>
+            <w:tcW w:type="dxa" w:w="4320"/>
+          </w:tcPr>
+          <w:p>
+            <w:r>
+              <w:rPr>
+                <w:b/>
+              </w:rPr>
+              <w:t>Original (v1)</w:t>
+            </w:r>
+          </w:p>
+        </w:tc>
+        <w:tc>
+          <w:tcPr>
+            <w:tcW w:type="dxa" w:w="4320"/>
+          </w:tcPr>
+          <w:p>
+            <w:r>
+              <w:t>Quorum = majority of directors only; no BNBL presence requirement.</w:t>
+            </w:r>
+          </w:p>
+        </w:tc>
+      </w:tr>
+      <w:tr>
+        <w:tc>
+          <w:tcPr>
+            <w:tcW w:type="dxa" w:w="4320"/>
+          </w:tcPr>
+          <w:p>
+            <w:r>
+              <w:rPr>
+                <w:b/>
+                <w:color w:val="C00000"/>
+              </w:rPr>
+              <w:t>Revised (v2)</w:t>
+            </w:r>
+          </w:p>
+        </w:tc>
+        <w:tc>
+          <w:tcPr>
+            <w:tcW w:type="dxa" w:w="4320"/>
+          </w:tcPr>
+          <w:p>
+            <w:r>
+              <w:t>Quorum also requires at least one Party A-appointed director/manager present; Reserved Matters (4.4) and 4.6 matters require a Party A-appointed director's approval AND Party A's prior written consent.</w:t>
+            </w:r>
+          </w:p>
+        </w:tc>
+      </w:tr>
+      <w:tr>
+        <w:tc>
+          <w:tcPr>
+            <w:tcW w:type="dxa" w:w="4320"/>
+          </w:tcPr>
+          <w:p>
+            <w:r>
+              <w:rPr>
+                <w:b/>
+              </w:rPr>
+              <w:t>Rationale</w:t>
+            </w:r>
+          </w:p>
+        </w:tc>
+        <w:tc>
+          <w:tcPr>
+            <w:tcW w:type="dxa" w:w="4320"/>
+          </w:tcPr>
+          <w:p>
+            <w:r>
+              <w:t>Operationally guarantees BNBL is in the room; reinforces 4.6 control structure at the governance level.</w:t>
+            </w:r>
+          </w:p>
+        </w:tc>
+      </w:tr>
+    </w:tbl>
+    <w:p/>
+    <w:p>
+      <w:r>
+        <w:rPr>
+          <w:b/>
+          <w:sz w:val="21"/>
+        </w:rPr>
+        <w:t>Refinement 11 — Confidentiality survival   (SHA Art. 5.5 (aligned to IP License Art. 6))</w:t>
+      </w:r>
+    </w:p>
+    <w:tbl>
+      <w:tblPr>
+        <w:tblStyle w:val="TableGrid"/>
+        <w:tblW w:type="auto" w:w="0"/>
+        <w:tblLook w:firstColumn="1" w:firstRow="1" w:lastColumn="0" w:lastRow="0" w:noHBand="0" w:noVBand="1" w:val="04A0"/>
+      </w:tblPr>
+      <w:tblGrid>
+        <w:gridCol w:w="4320"/>
+        <w:gridCol w:w="4320"/>
+      </w:tblGrid>
+      <w:tr>
+        <w:tc>
+          <w:tcPr>
+            <w:tcW w:type="dxa" w:w="4320"/>
+          </w:tcPr>
+          <w:p>
+            <w:r>
+              <w:rPr>
+                <w:b/>
+              </w:rPr>
+              <w:t>Original (v1)</w:t>
+            </w:r>
+          </w:p>
+        </w:tc>
+        <w:tc>
+          <w:tcPr>
+            <w:tcW w:type="dxa" w:w="4320"/>
+          </w:tcPr>
+          <w:p>
+            <w:r>
+              <w:t>Flat 5-year survival for all Confidential Information.</w:t>
+            </w:r>
+          </w:p>
+        </w:tc>
+      </w:tr>
+      <w:tr>
+        <w:tc>
+          <w:tcPr>
+            <w:tcW w:type="dxa" w:w="4320"/>
+          </w:tcPr>
+          <w:p>
+            <w:r>
+              <w:rPr>
+                <w:b/>
+                <w:color w:val="C00000"/>
+              </w:rPr>
+              <w:t>Revised (v2)</w:t>
+            </w:r>
+          </w:p>
+        </w:tc>
+        <w:tc>
+          <w:tcPr>
+            <w:tcW w:type="dxa" w:w="4320"/>
+          </w:tcPr>
+          <w:p>
+            <w:r>
+              <w:t>General Confidential Information: 5 years. Trade secrets, technical know-how, formulations, process conditions, unpublished patent information, and Background IP / Technical Improvements info: indefinite, for so long as non-public or a trade secret.</w:t>
+            </w:r>
+          </w:p>
+        </w:tc>
+      </w:tr>
+      <w:tr>
+        <w:tc>
+          <w:tcPr>
+            <w:tcW w:type="dxa" w:w="4320"/>
+          </w:tcPr>
+          <w:p>
+            <w:r>
+              <w:rPr>
+                <w:b/>
+              </w:rPr>
+              <w:t>Rationale</w:t>
+            </w:r>
+          </w:p>
+        </w:tc>
+        <w:tc>
+          <w:tcPr>
+            <w:tcW w:type="dxa" w:w="4320"/>
+          </w:tcPr>
+          <w:p>
+            <w:r>
+              <w:t>Aligns SHA with the IP License; trade secrets must not lapse after a fixed term.</w:t>
+            </w:r>
+          </w:p>
+        </w:tc>
+      </w:tr>
+    </w:tbl>
+    <w:p/>
+    <w:p>
+      <w:r>
+        <w:rPr>
+          <w:b/>
+          <w:sz w:val="21"/>
+        </w:rPr>
+        <w:t>Refinement 12 — Field of Use / Territory defined   (SHA Art. 1.7 (new); mirrored in IP License definitions)</w:t>
+      </w:r>
+    </w:p>
+    <w:tbl>
+      <w:tblPr>
+        <w:tblStyle w:val="TableGrid"/>
+        <w:tblW w:type="auto" w:w="0"/>
+        <w:tblLook w:firstColumn="1" w:firstRow="1" w:lastColumn="0" w:lastRow="0" w:noHBand="0" w:noVBand="1" w:val="04A0"/>
+      </w:tblPr>
+      <w:tblGrid>
+        <w:gridCol w:w="4320"/>
+        <w:gridCol w:w="4320"/>
+      </w:tblGrid>
+      <w:tr>
+        <w:tc>
+          <w:tcPr>
+            <w:tcW w:type="dxa" w:w="4320"/>
+          </w:tcPr>
+          <w:p>
+            <w:r>
+              <w:rPr>
+                <w:b/>
+              </w:rPr>
+              <w:t>Original (v1)</w:t>
+            </w:r>
+          </w:p>
+        </w:tc>
+        <w:tc>
+          <w:tcPr>
+            <w:tcW w:type="dxa" w:w="4320"/>
+          </w:tcPr>
+          <w:p>
+            <w:r>
+              <w:t>Field/Territory left as blank brackets across Arts. 1.5, 5.2, 7.1.</w:t>
+            </w:r>
+          </w:p>
+        </w:tc>
+      </w:tr>
+      <w:tr>
+        <w:tc>
+          <w:tcPr>
+            <w:tcW w:type="dxa" w:w="4320"/>
+          </w:tcPr>
+          <w:p>
+            <w:r>
+              <w:rPr>
+                <w:b/>
+                <w:color w:val="C00000"/>
+              </w:rPr>
+              <w:t>Revised (v2)</w:t>
+            </w:r>
+          </w:p>
+        </w:tc>
+        <w:tc>
+          <w:tcPr>
+            <w:tcW w:type="dxa" w:w="4320"/>
+          </w:tcPr>
+          <w:p>
+            <w:r>
+              <w:t>Field of Use = BNBL-approved products/partners/projects only: BD, market access, regulatory coordination, distribution, commercialization in the Territory; manufacturing only via BNBL-approved facilities/processes. Territory = United States unless BNBL approves expansion.</w:t>
+            </w:r>
+          </w:p>
+        </w:tc>
+      </w:tr>
+      <w:tr>
+        <w:tc>
+          <w:tcPr>
+            <w:tcW w:type="dxa" w:w="4320"/>
+          </w:tcPr>
+          <w:p>
+            <w:r>
+              <w:rPr>
+                <w:b/>
+              </w:rPr>
+              <w:t>Rationale</w:t>
+            </w:r>
+          </w:p>
+        </w:tc>
+        <w:tc>
+          <w:tcPr>
+            <w:tcW w:type="dxa" w:w="4320"/>
+          </w:tcPr>
+          <w:p>
+            <w:r>
+              <w:t>Central definition prevents the NewCo from constraining BNBL's global HME-DDS business while keeping the NewCo commercially viable.</w:t>
+            </w:r>
+          </w:p>
+        </w:tc>
+      </w:tr>
+    </w:tbl>
+    <w:p/>
+    <w:p>
+      <w:r>
+        <w:rPr>
+          <w:b/>
+          <w:sz w:val="21"/>
+        </w:rPr>
+        <w:t>Refinement 13 — Commercial Data disclosure, regulatory data, product liability   (SHA Art. 5.3(b); IP License Arts. 3.2, 3.3, 5.2)</w:t>
+      </w:r>
+    </w:p>
+    <w:tbl>
+      <w:tblPr>
+        <w:tblStyle w:val="TableGrid"/>
+        <w:tblW w:type="auto" w:w="0"/>
+        <w:tblLook w:firstColumn="1" w:firstRow="1" w:lastColumn="0" w:lastRow="0" w:noHBand="0" w:noVBand="1" w:val="04A0"/>
+      </w:tblPr>
+      <w:tblGrid>
+        <w:gridCol w:w="4320"/>
+        <w:gridCol w:w="4320"/>
+      </w:tblGrid>
+      <w:tr>
+        <w:tc>
+          <w:tcPr>
+            <w:tcW w:type="dxa" w:w="4320"/>
+          </w:tcPr>
+          <w:p>
+            <w:r>
+              <w:rPr>
+                <w:b/>
+              </w:rPr>
+              <w:t>Original (v1)</w:t>
+            </w:r>
+          </w:p>
+        </w:tc>
+        <w:tc>
+          <w:tcPr>
+            <w:tcW w:type="dxa" w:w="4320"/>
+          </w:tcPr>
+          <w:p>
+            <w:r>
+              <w:t>Commercial Data use limited to 'internal'; regulatory filing data only 'case-by-case'; no explicit product-liability allocation.</w:t>
+            </w:r>
+          </w:p>
+        </w:tc>
+      </w:tr>
+      <w:tr>
+        <w:tc>
+          <w:tcPr>
+            <w:tcW w:type="dxa" w:w="4320"/>
+          </w:tcPr>
+          <w:p>
+            <w:r>
+              <w:rPr>
+                <w:b/>
+                <w:color w:val="C00000"/>
+              </w:rPr>
+              <w:t>Revised (v2)</w:t>
+            </w:r>
+          </w:p>
+        </w:tc>
+        <w:tc>
+          <w:tcPr>
+            <w:tcW w:type="dxa" w:w="4320"/>
+          </w:tcPr>
+          <w:p>
+            <w:r>
+              <w:t>BNBL may disclose Commercial Data to affiliates, counsel, accountants, investors, partners, regulators, financing sources (under confidentiality); BNBL gets copy/access/use of any regulatory filing relying on its Background IP/Technical Improvements; Licensee solely responsible for product claims, labeling, marketing, submissions, adverse-event reporting, product liability, recalls, U.S.-law compliance (except BNBL breach) + insurance.</w:t>
+            </w:r>
+          </w:p>
+        </w:tc>
+      </w:tr>
+      <w:tr>
+        <w:tc>
+          <w:tcPr>
+            <w:tcW w:type="dxa" w:w="4320"/>
+          </w:tcPr>
+          <w:p>
+            <w:r>
+              <w:rPr>
+                <w:b/>
+              </w:rPr>
+              <w:t>Rationale</w:t>
+            </w:r>
+          </w:p>
+        </w:tc>
+        <w:tc>
+          <w:tcPr>
+            <w:tcW w:type="dxa" w:w="4320"/>
+          </w:tcPr>
+          <w:p>
+            <w:r>
+              <w:t>Makes BNBL's data rights usable in real diligence/regulatory contexts and shields BNBL from U.S. product/regulatory liability.</w:t>
+            </w:r>
+          </w:p>
+        </w:tc>
+      </w:tr>
+    </w:tbl>
+    <w:p/>
+    <w:p>
+      <w:r>
+        <w:rPr>
+          <w:b/>
+          <w:sz w:val="21"/>
+        </w:rPr>
+        <w:t>Refinement 14 — Schedule 1 milestones concretized   (SHA Schedule 1 / 1-A)</w:t>
+      </w:r>
+    </w:p>
+    <w:tbl>
+      <w:tblPr>
+        <w:tblStyle w:val="TableGrid"/>
+        <w:tblW w:type="auto" w:w="0"/>
+        <w:tblLook w:firstColumn="1" w:firstRow="1" w:lastColumn="0" w:lastRow="0" w:noHBand="0" w:noVBand="1" w:val="04A0"/>
+      </w:tblPr>
+      <w:tblGrid>
+        <w:gridCol w:w="4320"/>
+        <w:gridCol w:w="4320"/>
+      </w:tblGrid>
+      <w:tr>
+        <w:tc>
+          <w:tcPr>
+            <w:tcW w:type="dxa" w:w="4320"/>
+          </w:tcPr>
+          <w:p>
+            <w:r>
+              <w:rPr>
+                <w:b/>
+              </w:rPr>
+              <w:t>Original (v1)</w:t>
+            </w:r>
+          </w:p>
+        </w:tc>
+        <w:tc>
+          <w:tcPr>
+            <w:tcW w:type="dxa" w:w="4320"/>
+          </w:tcPr>
+          <w:p>
+            <w:r>
+              <w:t>Milestones were [TBD] / [e.g.] placeholders.</w:t>
+            </w:r>
+          </w:p>
+        </w:tc>
+      </w:tr>
+      <w:tr>
+        <w:tc>
+          <w:tcPr>
+            <w:tcW w:type="dxa" w:w="4320"/>
+          </w:tcPr>
+          <w:p>
+            <w:r>
+              <w:rPr>
+                <w:b/>
+                <w:color w:val="C00000"/>
+              </w:rPr>
+              <w:t>Revised (v2)</w:t>
+            </w:r>
+          </w:p>
+        </w:tc>
+        <w:tc>
+          <w:tcPr>
+            <w:tcW w:type="dxa" w:w="4320"/>
+          </w:tcPr>
+          <w:p>
+            <w:r>
+              <w:t>Added illustrative milestone table (3/6/12-month + ongoing) framed as controllable deliverables: incorporation support, EIN/bank/operations, qualified partner lists, BNBL-approved introductions, LOI/MOU/PoC, monthly written updates, quarterly board reports.</w:t>
+            </w:r>
+          </w:p>
+        </w:tc>
+      </w:tr>
+      <w:tr>
+        <w:tc>
+          <w:tcPr>
+            <w:tcW w:type="dxa" w:w="4320"/>
+          </w:tcPr>
+          <w:p>
+            <w:r>
+              <w:rPr>
+                <w:b/>
+              </w:rPr>
+              <w:t>Rationale</w:t>
+            </w:r>
+          </w:p>
+        </w:tc>
+        <w:tc>
+          <w:tcPr>
+            <w:tcW w:type="dxa" w:w="4320"/>
+          </w:tcPr>
+          <w:p>
+            <w:r>
+              <w:t>Objective, assessable milestones reduce future vesting disputes.</w:t>
+            </w:r>
+          </w:p>
+        </w:tc>
+      </w:tr>
+    </w:tbl>
+    <w:p/>
+    <w:p>
+      <w:r>
+        <w:rPr>
+          <w:b/>
+          <w:sz w:val="21"/>
+        </w:rPr>
         <w:t>Open items still bracketed (to be confirmed)</w:t>
       </w:r>
     </w:p>

--- a/Shareholders_Agreement_REDLINE_SUMMARY.docx
+++ b/Shareholders_Agreement_REDLINE_SUMMARY.docx
@@ -1621,7 +1621,7 @@
         <w:rPr>
           <w:i w:val="0"/>
         </w:rPr>
-        <w:t>•  Field of Use and Territory definitions (drive Art. 5 license, Art. 7 non-compete, Art. 1.5 purpose)</w:t>
+        <w:t>•  Field of Use and Territory — baseline definitions included; final scope and approved product/partner/project list to be confirmed</w:t>
       </w:r>
     </w:p>
     <w:p>
@@ -1645,7 +1645,15 @@
         <w:rPr>
           <w:i w:val="0"/>
         </w:rPr>
-        <w:t>•  Schedule 1 milestones</w:t>
+        <w:t>•  Royalty rate</w:t>
+      </w:r>
+    </w:p>
+    <w:p>
+      <w:r>
+        <w:rPr>
+          <w:i w:val="0"/>
+        </w:rPr>
+        <w:t>•  Schedule 1 milestone final figures</w:t>
       </w:r>
     </w:p>
     <w:p/>

--- a/Shareholders_Agreement_REDLINE_SUMMARY.docx
+++ b/Shareholders_Agreement_REDLINE_SUMMARY.docx
@@ -412,7 +412,7 @@
           </w:tcPr>
           <w:p>
             <w:r>
-              <w:t>U.S. non-competes are increasingly unenforceable (state-by-state / FTC scrutiny, cf. NRS Ch. 613). Relying on NDA / non-solicit / non-circumvention / IP-protection is more durable while still protecting BNBL's tech, customers, partners and investors.</w:t>
+              <w:t>CORRECTED BASIS (per JK cross-check): the FTC's 2024 federal non-compete ban was vacated (Ryan, LLC v. FTC, N.D. Tex. 2024) and is not in force; Nevada permits reasonable non-competes under NRS 613.195. The reason to lean on NDA / non-solicit / non-circumvention / IP-protection is therefore DURABILITY and avoidance of consideration/enforceability disputes over a broad founder non-compete — not federal unenforceability. Open point for counsel: the carve-outs are asymmetric (BNBL/affiliates may keep competing and licensing in the U.S.), which must be reconciled against any exclusivity granted to NewCo under Issue 2 / Refinement 12.</w:t>
             </w:r>
           </w:p>
         </w:tc>
@@ -1660,6 +1660,34 @@
     <w:p>
       <w:r>
         <w:rPr>
+          <w:b/>
+          <w:sz w:val="21"/>
+        </w:rPr>
+        <w:t>Accuracy corrections (per JK cross-check v1)</w:t>
+      </w:r>
+    </w:p>
+    <w:p>
+      <w:r>
+        <w:rPr>
+          <w:i w:val="0"/>
+          <w:color w:val="555555"/>
+        </w:rPr>
+        <w:t>1. Non-compete basis (Issue 4): the FTC 2024 federal non-compete ban was vacated (Ryan, LLC v. FTC) and is not in force; Nevada permits reasonable non-competes (NRS 613.195). The covenant strategy stands on durability grounds, not federal unenforceability — rationale text corrected above.</w:t>
+      </w:r>
+    </w:p>
+    <w:p>
+      <w:r>
+        <w:rPr>
+          <w:i w:val="0"/>
+          <w:color w:val="555555"/>
+        </w:rPr>
+        <w:t>2. Entity &amp; cross-border tax: an IPO as a Nevada C-corp is legally possible (Delaware is investor convention, not a legal requirement; growing 'DExit' trend). For a BNBL-controlled company with related-party deals, weigh Delaware 'entire fairness' review of controller transactions against Nevada's more director/controller-protective standards. CFC / Subpart F / GILTI are OUTBOUND rules and generally do NOT apply to the U.S. sub's own U.S. operations; the primary U.S. issues for this INBOUND (KR-parent / U.S.-sub) structure are royalty/dividend withholding under the U.S.–Korea treaty and transfer pricing (IRC Sec. 482). [Counsel to confirm current treaty rates and any 2026 statutory renaming.]</w:t>
+      </w:r>
+    </w:p>
+    <w:p/>
+    <w:p>
+      <w:r>
+        <w:rPr>
           <w:i/>
           <w:color w:val="555555"/>
         </w:rPr>
